--- a/referent/Block-4a-Abschluss-Woche-10-Netzwerke.docx
+++ b/referent/Block-4a-Abschluss-Woche-10-Netzwerke.docx
@@ -48,25 +48,9 @@
         <w:t>durch Nachfragen bei Kolleginnen und Kollegen Probleme lösen, das ist Alltag beim Programmieren!</w:t>
       </w:r>
     </w:p>
-    <w:p/>
     <w:p>
-      <w:pPr>
-        <w:pStyle w:val="Heading1"/>
-      </w:pPr>
-      <w:r>
-        <w:t>Ablauf</w:t>
-      </w:r>
-    </w:p>
-    <w:p/>
-    <w:p>
-      <w:r>
-        <w:t xml:space="preserve">Statt eines ganzen Präsenztages steht Ihnen die leitende Person des Lernpfades die ganze Woche per Mail bzw. auch in individuell vereinbarten Teams-Sessions zur Verfügung. Senden Sie ihm oder ihr jederzeit auch Zwischenstände ihrer Anwendungen per Mail oder nutzen Sie hierfür das eingerichtete GitHub-Repository. </w:t>
-      </w:r>
-      <w:r>
-        <w:t>Am Präsenztag findet dann eine 90minütige Abschlussbesprechung statt</w:t>
-      </w:r>
-      <w:r>
-        <w:t xml:space="preserve">. </w:t>
+      <w:r>
+        <w:t>Eine Musterlösung der Anwendung wird am letzten Präsenztag vorgestellt. Gerne dürfen aber auch Sie ihre Lösung präsentieren.</w:t>
       </w:r>
     </w:p>
     <w:p>
